--- a/Образец 1.docx
+++ b/Образец 1.docx
@@ -1,6 +1,6 @@
 
 <file path=word/document.xml><?xml version="1.0" encoding="utf-8"?>
-<w:document xmlns:wpc="http://schemas.microsoft.com/office/word/2010/wordprocessingCanvas" xmlns:cx="http://schemas.microsoft.com/office/drawing/2014/chartex" xmlns:mc="http://schemas.openxmlformats.org/markup-compatibility/2006" xmlns:o="urn:schemas-microsoft-com:office:office" xmlns:r="http://schemas.openxmlformats.org/officeDocument/2006/relationships" xmlns:m="http://schemas.openxmlformats.org/officeDocument/2006/math" xmlns:v="urn:schemas-microsoft-com:vml" xmlns:wp14="http://schemas.microsoft.com/office/word/2010/wordprocessingDrawing" xmlns:wp="http://schemas.openxmlformats.org/drawingml/2006/wordprocessingDrawing" xmlns:w10="urn:schemas-microsoft-com:office:word" xmlns:w="http://schemas.openxmlformats.org/wordprocessingml/2006/main" xmlns:w14="http://schemas.microsoft.com/office/word/2010/wordml" xmlns:w15="http://schemas.microsoft.com/office/word/2012/wordml" xmlns:w16se="http://schemas.microsoft.com/office/word/2015/wordml/symex" xmlns:wpg="http://schemas.microsoft.com/office/word/2010/wordprocessingGroup" xmlns:wpi="http://schemas.microsoft.com/office/word/2010/wordprocessingInk" xmlns:wne="http://schemas.microsoft.com/office/word/2006/wordml" xmlns:wps="http://schemas.microsoft.com/office/word/2010/wordprocessingShape" mc:Ignorable="w14 w15 w16se wp14">
+<w:document xmlns:wpc="http://schemas.microsoft.com/office/word/2010/wordprocessingCanvas" xmlns:cx="http://schemas.microsoft.com/office/drawing/2014/chartex" xmlns:cx1="http://schemas.microsoft.com/office/drawing/2015/9/8/chartex" xmlns:cx2="http://schemas.microsoft.com/office/drawing/2015/10/21/chartex" xmlns:cx3="http://schemas.microsoft.com/office/drawing/2016/5/9/chartex" xmlns:cx4="http://schemas.microsoft.com/office/drawing/2016/5/10/chartex" xmlns:cx5="http://schemas.microsoft.com/office/drawing/2016/5/11/chartex" xmlns:cx6="http://schemas.microsoft.com/office/drawing/2016/5/12/chartex" xmlns:cx7="http://schemas.microsoft.com/office/drawing/2016/5/13/chartex" xmlns:cx8="http://schemas.microsoft.com/office/drawing/2016/5/14/chartex" xmlns:mc="http://schemas.openxmlformats.org/markup-compatibility/2006" xmlns:aink="http://schemas.microsoft.com/office/drawing/2016/ink" xmlns:am3d="http://schemas.microsoft.com/office/drawing/2017/model3d" xmlns:o="urn:schemas-microsoft-com:office:office" xmlns:oel="http://schemas.microsoft.com/office/2019/extlst" xmlns:r="http://schemas.openxmlformats.org/officeDocument/2006/relationships" xmlns:m="http://schemas.openxmlformats.org/officeDocument/2006/math" xmlns:v="urn:schemas-microsoft-com:vml" xmlns:wp14="http://schemas.microsoft.com/office/word/2010/wordprocessingDrawing" xmlns:wp="http://schemas.openxmlformats.org/drawingml/2006/wordprocessingDrawing" xmlns:w10="urn:schemas-microsoft-com:office:word" xmlns:w="http://schemas.openxmlformats.org/wordprocessingml/2006/main" xmlns:w14="http://schemas.microsoft.com/office/word/2010/wordml" xmlns:w15="http://schemas.microsoft.com/office/word/2012/wordml" xmlns:w16cex="http://schemas.microsoft.com/office/word/2018/wordml/cex" xmlns:w16cid="http://schemas.microsoft.com/office/word/2016/wordml/cid" xmlns:w16="http://schemas.microsoft.com/office/word/2018/wordml" xmlns:w16du="http://schemas.microsoft.com/office/word/2023/wordml/word16du" xmlns:w16sdtdh="http://schemas.microsoft.com/office/word/2020/wordml/sdtdatahash" xmlns:w16se="http://schemas.microsoft.com/office/word/2015/wordml/symex" xmlns:wpg="http://schemas.microsoft.com/office/word/2010/wordprocessingGroup" xmlns:wpi="http://schemas.microsoft.com/office/word/2010/wordprocessingInk" xmlns:wne="http://schemas.microsoft.com/office/word/2006/wordml" xmlns:wps="http://schemas.microsoft.com/office/word/2010/wordprocessingShape" mc:Ignorable="w14 w15 w16se w16cid w16 w16cex w16sdtdh w16du wp14">
   <w:body>
     <w:p>
       <w:pPr>
@@ -982,7 +982,21 @@
           <w:sz w:val="20"/>
         </w:rPr>
         <w:tab/>
-        <w:t xml:space="preserve">            (инициалы и фамилия)</w:t>
+        <w:t xml:space="preserve">         </w:t>
+      </w:r>
+      <w:proofErr w:type="gramStart"/>
+      <w:r>
+        <w:rPr>
+          <w:sz w:val="20"/>
+        </w:rPr>
+        <w:t xml:space="preserve">   (</w:t>
+      </w:r>
+      <w:proofErr w:type="gramEnd"/>
+      <w:r>
+        <w:rPr>
+          <w:sz w:val="20"/>
+        </w:rPr>
+        <w:t>инициалы и фамилия)</w:t>
       </w:r>
     </w:p>
     <w:p>
@@ -4927,13 +4941,7 @@
               <w:rPr>
                 <w:sz w:val="22"/>
               </w:rPr>
-              <w:t>Выполнение задания с базами данных.</w:t>
-            </w:r>
-            <w:r>
-              <w:rPr>
-                <w:sz w:val="22"/>
-              </w:rPr>
-              <w:t xml:space="preserve"> Индивидуальное задание</w:t>
+              <w:t>Выполнение задания с базами данных. Индивидуальное задание</w:t>
             </w:r>
           </w:p>
         </w:tc>
@@ -4960,8 +4968,6 @@
               </w:rPr>
               <w:t>2</w:t>
             </w:r>
-            <w:bookmarkStart w:id="0" w:name="_GoBack"/>
-            <w:bookmarkEnd w:id="0"/>
           </w:p>
         </w:tc>
         <w:tc>
@@ -4979,8 +4985,1214 @@
               <w:spacing w:after="0" w:line="240" w:lineRule="auto"/>
               <w:rPr>
                 <w:sz w:val="22"/>
-              </w:rPr>
-            </w:pPr>
+                <w:lang w:val="en-US"/>
+              </w:rPr>
+            </w:pPr>
+            <w:r>
+              <w:rPr>
+                <w:sz w:val="22"/>
+              </w:rPr>
+              <w:t>5</w:t>
+            </w:r>
+            <w:r>
+              <w:rPr>
+                <w:sz w:val="22"/>
+                <w:lang w:val="en-US"/>
+              </w:rPr>
+              <w:t>/4</w:t>
+            </w:r>
+          </w:p>
+        </w:tc>
+        <w:tc>
+          <w:tcPr>
+            <w:tcW w:w="965" w:type="dxa"/>
+            <w:tcBorders>
+              <w:top w:val="single" w:sz="4" w:space="0" w:color="000000"/>
+              <w:left w:val="single" w:sz="4" w:space="0" w:color="000000"/>
+              <w:bottom w:val="single" w:sz="4" w:space="0" w:color="000000"/>
+              <w:right w:val="single" w:sz="4" w:space="0" w:color="000000"/>
+            </w:tcBorders>
+          </w:tcPr>
+          <w:p>
+            <w:pPr>
+              <w:spacing w:after="0" w:line="240" w:lineRule="auto"/>
+              <w:rPr>
+                <w:sz w:val="22"/>
+              </w:rPr>
+            </w:pPr>
+          </w:p>
+        </w:tc>
+      </w:tr>
+      <w:tr>
+        <w:trPr>
+          <w:trHeight w:val="255"/>
+        </w:trPr>
+        <w:tc>
+          <w:tcPr>
+            <w:tcW w:w="785" w:type="dxa"/>
+            <w:tcBorders>
+              <w:top w:val="single" w:sz="4" w:space="0" w:color="000000"/>
+              <w:left w:val="single" w:sz="4" w:space="0" w:color="000000"/>
+              <w:bottom w:val="single" w:sz="4" w:space="0" w:color="000000"/>
+              <w:right w:val="single" w:sz="4" w:space="0" w:color="000000"/>
+            </w:tcBorders>
+          </w:tcPr>
+          <w:p>
+            <w:pPr>
+              <w:spacing w:after="0" w:line="240" w:lineRule="auto"/>
+              <w:rPr>
+                <w:sz w:val="22"/>
+              </w:rPr>
+            </w:pPr>
+            <w:r>
+              <w:rPr>
+                <w:sz w:val="22"/>
+              </w:rPr>
+              <w:t>14.10</w:t>
+            </w:r>
+          </w:p>
+        </w:tc>
+        <w:tc>
+          <w:tcPr>
+            <w:tcW w:w="4741" w:type="dxa"/>
+            <w:tcBorders>
+              <w:top w:val="single" w:sz="4" w:space="0" w:color="000000"/>
+              <w:left w:val="single" w:sz="4" w:space="0" w:color="000000"/>
+              <w:bottom w:val="single" w:sz="4" w:space="0" w:color="000000"/>
+              <w:right w:val="single" w:sz="4" w:space="0" w:color="000000"/>
+            </w:tcBorders>
+          </w:tcPr>
+          <w:p>
+            <w:pPr>
+              <w:spacing w:after="0" w:line="240" w:lineRule="auto"/>
+              <w:rPr>
+                <w:sz w:val="22"/>
+              </w:rPr>
+            </w:pPr>
+            <w:r>
+              <w:rPr>
+                <w:sz w:val="22"/>
+              </w:rPr>
+              <w:t>Базы данных</w:t>
+            </w:r>
+            <w:r>
+              <w:rPr>
+                <w:sz w:val="22"/>
+              </w:rPr>
+              <w:t xml:space="preserve"> </w:t>
+            </w:r>
+            <w:r>
+              <w:rPr>
+                <w:sz w:val="22"/>
+                <w:lang w:val="en-US"/>
+              </w:rPr>
+              <w:t>SQL</w:t>
+            </w:r>
+            <w:r>
+              <w:rPr>
+                <w:sz w:val="22"/>
+              </w:rPr>
+              <w:t xml:space="preserve"> и </w:t>
+            </w:r>
+            <w:proofErr w:type="gramStart"/>
+            <w:r>
+              <w:rPr>
+                <w:sz w:val="22"/>
+                <w:lang w:val="en-US"/>
+              </w:rPr>
+              <w:t>Java</w:t>
+            </w:r>
+            <w:r>
+              <w:rPr>
+                <w:sz w:val="22"/>
+              </w:rPr>
+              <w:t xml:space="preserve"> </w:t>
+            </w:r>
+            <w:r>
+              <w:rPr>
+                <w:sz w:val="22"/>
+              </w:rPr>
+              <w:t>.</w:t>
+            </w:r>
+            <w:proofErr w:type="gramEnd"/>
+            <w:r>
+              <w:rPr>
+                <w:sz w:val="22"/>
+              </w:rPr>
+              <w:t xml:space="preserve"> </w:t>
+            </w:r>
+            <w:r>
+              <w:rPr>
+                <w:sz w:val="22"/>
+              </w:rPr>
+              <w:t>Выполнение задания с базами данных. Индивидуальное задание</w:t>
+            </w:r>
+          </w:p>
+        </w:tc>
+        <w:tc>
+          <w:tcPr>
+            <w:tcW w:w="626" w:type="dxa"/>
+            <w:tcBorders>
+              <w:top w:val="single" w:sz="4" w:space="0" w:color="000000"/>
+              <w:left w:val="single" w:sz="4" w:space="0" w:color="000000"/>
+              <w:bottom w:val="single" w:sz="4" w:space="0" w:color="000000"/>
+              <w:right w:val="single" w:sz="4" w:space="0" w:color="000000"/>
+            </w:tcBorders>
+          </w:tcPr>
+          <w:p>
+            <w:pPr>
+              <w:spacing w:after="0" w:line="240" w:lineRule="auto"/>
+              <w:rPr>
+                <w:sz w:val="22"/>
+                <w:lang w:val="en-US"/>
+              </w:rPr>
+            </w:pPr>
+            <w:r>
+              <w:rPr>
+                <w:sz w:val="22"/>
+                <w:lang w:val="en-US"/>
+              </w:rPr>
+              <w:t>2</w:t>
+            </w:r>
+          </w:p>
+        </w:tc>
+        <w:tc>
+          <w:tcPr>
+            <w:tcW w:w="614" w:type="dxa"/>
+            <w:tcBorders>
+              <w:top w:val="single" w:sz="4" w:space="0" w:color="000000"/>
+              <w:left w:val="single" w:sz="4" w:space="0" w:color="000000"/>
+              <w:bottom w:val="single" w:sz="4" w:space="0" w:color="000000"/>
+              <w:right w:val="single" w:sz="4" w:space="0" w:color="000000"/>
+            </w:tcBorders>
+          </w:tcPr>
+          <w:p>
+            <w:pPr>
+              <w:spacing w:after="0" w:line="240" w:lineRule="auto"/>
+              <w:rPr>
+                <w:sz w:val="22"/>
+              </w:rPr>
+            </w:pPr>
+          </w:p>
+        </w:tc>
+        <w:tc>
+          <w:tcPr>
+            <w:tcW w:w="965" w:type="dxa"/>
+            <w:tcBorders>
+              <w:top w:val="single" w:sz="4" w:space="0" w:color="000000"/>
+              <w:left w:val="single" w:sz="4" w:space="0" w:color="000000"/>
+              <w:bottom w:val="single" w:sz="4" w:space="0" w:color="000000"/>
+              <w:right w:val="single" w:sz="4" w:space="0" w:color="000000"/>
+            </w:tcBorders>
+          </w:tcPr>
+          <w:p>
+            <w:pPr>
+              <w:spacing w:after="0" w:line="240" w:lineRule="auto"/>
+              <w:rPr>
+                <w:sz w:val="22"/>
+              </w:rPr>
+            </w:pPr>
+          </w:p>
+        </w:tc>
+      </w:tr>
+      <w:tr>
+        <w:trPr>
+          <w:trHeight w:val="255"/>
+        </w:trPr>
+        <w:tc>
+          <w:tcPr>
+            <w:tcW w:w="785" w:type="dxa"/>
+            <w:tcBorders>
+              <w:top w:val="single" w:sz="4" w:space="0" w:color="000000"/>
+              <w:left w:val="single" w:sz="4" w:space="0" w:color="000000"/>
+              <w:bottom w:val="single" w:sz="4" w:space="0" w:color="000000"/>
+              <w:right w:val="single" w:sz="4" w:space="0" w:color="000000"/>
+            </w:tcBorders>
+          </w:tcPr>
+          <w:p>
+            <w:pPr>
+              <w:spacing w:after="0" w:line="240" w:lineRule="auto"/>
+              <w:rPr>
+                <w:sz w:val="22"/>
+                <w:lang w:val="en-US"/>
+              </w:rPr>
+            </w:pPr>
+            <w:r>
+              <w:rPr>
+                <w:sz w:val="22"/>
+                <w:lang w:val="en-US"/>
+              </w:rPr>
+              <w:t>15.10</w:t>
+            </w:r>
+          </w:p>
+        </w:tc>
+        <w:tc>
+          <w:tcPr>
+            <w:tcW w:w="4741" w:type="dxa"/>
+            <w:tcBorders>
+              <w:top w:val="single" w:sz="4" w:space="0" w:color="000000"/>
+              <w:left w:val="single" w:sz="4" w:space="0" w:color="000000"/>
+              <w:bottom w:val="single" w:sz="4" w:space="0" w:color="000000"/>
+              <w:right w:val="single" w:sz="4" w:space="0" w:color="000000"/>
+            </w:tcBorders>
+          </w:tcPr>
+          <w:p>
+            <w:pPr>
+              <w:spacing w:after="0" w:line="240" w:lineRule="auto"/>
+              <w:rPr>
+                <w:sz w:val="22"/>
+              </w:rPr>
+            </w:pPr>
+            <w:r>
+              <w:rPr>
+                <w:sz w:val="22"/>
+              </w:rPr>
+              <w:t>Базы данных</w:t>
+            </w:r>
+            <w:r>
+              <w:rPr>
+                <w:sz w:val="22"/>
+              </w:rPr>
+              <w:t xml:space="preserve"> </w:t>
+            </w:r>
+            <w:r>
+              <w:rPr>
+                <w:sz w:val="22"/>
+                <w:lang w:val="en-US"/>
+              </w:rPr>
+              <w:t>SQL</w:t>
+            </w:r>
+            <w:r>
+              <w:rPr>
+                <w:sz w:val="22"/>
+              </w:rPr>
+              <w:t xml:space="preserve"> и </w:t>
+            </w:r>
+            <w:proofErr w:type="gramStart"/>
+            <w:r>
+              <w:rPr>
+                <w:sz w:val="22"/>
+                <w:lang w:val="en-US"/>
+              </w:rPr>
+              <w:t>Java</w:t>
+            </w:r>
+            <w:r>
+              <w:rPr>
+                <w:sz w:val="22"/>
+              </w:rPr>
+              <w:t xml:space="preserve"> </w:t>
+            </w:r>
+            <w:r>
+              <w:rPr>
+                <w:sz w:val="22"/>
+              </w:rPr>
+              <w:t>.</w:t>
+            </w:r>
+            <w:proofErr w:type="gramEnd"/>
+            <w:r>
+              <w:rPr>
+                <w:sz w:val="22"/>
+              </w:rPr>
+              <w:t xml:space="preserve"> </w:t>
+            </w:r>
+            <w:r>
+              <w:rPr>
+                <w:sz w:val="22"/>
+              </w:rPr>
+              <w:t>Выполнение задания с базами данных. Индивидуальное задание</w:t>
+            </w:r>
+          </w:p>
+        </w:tc>
+        <w:tc>
+          <w:tcPr>
+            <w:tcW w:w="626" w:type="dxa"/>
+            <w:tcBorders>
+              <w:top w:val="single" w:sz="4" w:space="0" w:color="000000"/>
+              <w:left w:val="single" w:sz="4" w:space="0" w:color="000000"/>
+              <w:bottom w:val="single" w:sz="4" w:space="0" w:color="000000"/>
+              <w:right w:val="single" w:sz="4" w:space="0" w:color="000000"/>
+            </w:tcBorders>
+          </w:tcPr>
+          <w:p>
+            <w:pPr>
+              <w:spacing w:after="0" w:line="240" w:lineRule="auto"/>
+              <w:rPr>
+                <w:sz w:val="22"/>
+                <w:lang w:val="en-US"/>
+              </w:rPr>
+            </w:pPr>
+            <w:r>
+              <w:rPr>
+                <w:sz w:val="22"/>
+                <w:lang w:val="en-US"/>
+              </w:rPr>
+              <w:t>2</w:t>
+            </w:r>
+          </w:p>
+        </w:tc>
+        <w:tc>
+          <w:tcPr>
+            <w:tcW w:w="614" w:type="dxa"/>
+            <w:tcBorders>
+              <w:top w:val="single" w:sz="4" w:space="0" w:color="000000"/>
+              <w:left w:val="single" w:sz="4" w:space="0" w:color="000000"/>
+              <w:bottom w:val="single" w:sz="4" w:space="0" w:color="000000"/>
+              <w:right w:val="single" w:sz="4" w:space="0" w:color="000000"/>
+            </w:tcBorders>
+          </w:tcPr>
+          <w:p>
+            <w:pPr>
+              <w:spacing w:after="0" w:line="240" w:lineRule="auto"/>
+              <w:rPr>
+                <w:sz w:val="22"/>
+              </w:rPr>
+            </w:pPr>
+          </w:p>
+        </w:tc>
+        <w:tc>
+          <w:tcPr>
+            <w:tcW w:w="965" w:type="dxa"/>
+            <w:tcBorders>
+              <w:top w:val="single" w:sz="4" w:space="0" w:color="000000"/>
+              <w:left w:val="single" w:sz="4" w:space="0" w:color="000000"/>
+              <w:bottom w:val="single" w:sz="4" w:space="0" w:color="000000"/>
+              <w:right w:val="single" w:sz="4" w:space="0" w:color="000000"/>
+            </w:tcBorders>
+          </w:tcPr>
+          <w:p>
+            <w:pPr>
+              <w:spacing w:after="0" w:line="240" w:lineRule="auto"/>
+              <w:rPr>
+                <w:sz w:val="22"/>
+              </w:rPr>
+            </w:pPr>
+          </w:p>
+        </w:tc>
+      </w:tr>
+      <w:tr>
+        <w:trPr>
+          <w:trHeight w:val="255"/>
+        </w:trPr>
+        <w:tc>
+          <w:tcPr>
+            <w:tcW w:w="785" w:type="dxa"/>
+            <w:tcBorders>
+              <w:top w:val="single" w:sz="4" w:space="0" w:color="000000"/>
+              <w:left w:val="single" w:sz="4" w:space="0" w:color="000000"/>
+              <w:bottom w:val="single" w:sz="4" w:space="0" w:color="000000"/>
+              <w:right w:val="single" w:sz="4" w:space="0" w:color="000000"/>
+            </w:tcBorders>
+          </w:tcPr>
+          <w:p>
+            <w:pPr>
+              <w:spacing w:after="0" w:line="240" w:lineRule="auto"/>
+              <w:rPr>
+                <w:sz w:val="22"/>
+                <w:lang w:val="en-US"/>
+              </w:rPr>
+            </w:pPr>
+            <w:r>
+              <w:rPr>
+                <w:sz w:val="22"/>
+                <w:lang w:val="en-US"/>
+              </w:rPr>
+              <w:t>21.10</w:t>
+            </w:r>
+          </w:p>
+        </w:tc>
+        <w:tc>
+          <w:tcPr>
+            <w:tcW w:w="4741" w:type="dxa"/>
+            <w:tcBorders>
+              <w:top w:val="single" w:sz="4" w:space="0" w:color="000000"/>
+              <w:left w:val="single" w:sz="4" w:space="0" w:color="000000"/>
+              <w:bottom w:val="single" w:sz="4" w:space="0" w:color="000000"/>
+              <w:right w:val="single" w:sz="4" w:space="0" w:color="000000"/>
+            </w:tcBorders>
+          </w:tcPr>
+          <w:p>
+            <w:pPr>
+              <w:spacing w:after="0" w:line="240" w:lineRule="auto"/>
+              <w:rPr>
+                <w:sz w:val="22"/>
+              </w:rPr>
+            </w:pPr>
+            <w:r>
+              <w:rPr>
+                <w:sz w:val="22"/>
+              </w:rPr>
+              <w:t>Базы данных</w:t>
+            </w:r>
+            <w:r>
+              <w:rPr>
+                <w:sz w:val="22"/>
+              </w:rPr>
+              <w:t xml:space="preserve"> </w:t>
+            </w:r>
+            <w:r>
+              <w:rPr>
+                <w:sz w:val="22"/>
+                <w:lang w:val="en-US"/>
+              </w:rPr>
+              <w:t>SQL</w:t>
+            </w:r>
+            <w:r>
+              <w:rPr>
+                <w:sz w:val="22"/>
+              </w:rPr>
+              <w:t xml:space="preserve"> и </w:t>
+            </w:r>
+            <w:proofErr w:type="gramStart"/>
+            <w:r>
+              <w:rPr>
+                <w:sz w:val="22"/>
+                <w:lang w:val="en-US"/>
+              </w:rPr>
+              <w:t>Java</w:t>
+            </w:r>
+            <w:r>
+              <w:rPr>
+                <w:sz w:val="22"/>
+              </w:rPr>
+              <w:t xml:space="preserve"> </w:t>
+            </w:r>
+            <w:r>
+              <w:rPr>
+                <w:sz w:val="22"/>
+              </w:rPr>
+              <w:t>.</w:t>
+            </w:r>
+            <w:proofErr w:type="gramEnd"/>
+            <w:r>
+              <w:rPr>
+                <w:sz w:val="22"/>
+              </w:rPr>
+              <w:t xml:space="preserve"> </w:t>
+            </w:r>
+            <w:r>
+              <w:rPr>
+                <w:sz w:val="22"/>
+              </w:rPr>
+              <w:t>Выполнение задания с базами данных. Индивидуальное задание</w:t>
+            </w:r>
+          </w:p>
+        </w:tc>
+        <w:tc>
+          <w:tcPr>
+            <w:tcW w:w="626" w:type="dxa"/>
+            <w:tcBorders>
+              <w:top w:val="single" w:sz="4" w:space="0" w:color="000000"/>
+              <w:left w:val="single" w:sz="4" w:space="0" w:color="000000"/>
+              <w:bottom w:val="single" w:sz="4" w:space="0" w:color="000000"/>
+              <w:right w:val="single" w:sz="4" w:space="0" w:color="000000"/>
+            </w:tcBorders>
+          </w:tcPr>
+          <w:p>
+            <w:pPr>
+              <w:spacing w:after="0" w:line="240" w:lineRule="auto"/>
+              <w:rPr>
+                <w:sz w:val="22"/>
+                <w:lang w:val="en-US"/>
+              </w:rPr>
+            </w:pPr>
+            <w:r>
+              <w:rPr>
+                <w:sz w:val="22"/>
+                <w:lang w:val="en-US"/>
+              </w:rPr>
+              <w:t>2</w:t>
+            </w:r>
+          </w:p>
+        </w:tc>
+        <w:tc>
+          <w:tcPr>
+            <w:tcW w:w="614" w:type="dxa"/>
+            <w:tcBorders>
+              <w:top w:val="single" w:sz="4" w:space="0" w:color="000000"/>
+              <w:left w:val="single" w:sz="4" w:space="0" w:color="000000"/>
+              <w:bottom w:val="single" w:sz="4" w:space="0" w:color="000000"/>
+              <w:right w:val="single" w:sz="4" w:space="0" w:color="000000"/>
+            </w:tcBorders>
+          </w:tcPr>
+          <w:p>
+            <w:pPr>
+              <w:spacing w:after="0" w:line="240" w:lineRule="auto"/>
+              <w:rPr>
+                <w:sz w:val="22"/>
+              </w:rPr>
+            </w:pPr>
+          </w:p>
+        </w:tc>
+        <w:tc>
+          <w:tcPr>
+            <w:tcW w:w="965" w:type="dxa"/>
+            <w:tcBorders>
+              <w:top w:val="single" w:sz="4" w:space="0" w:color="000000"/>
+              <w:left w:val="single" w:sz="4" w:space="0" w:color="000000"/>
+              <w:bottom w:val="single" w:sz="4" w:space="0" w:color="000000"/>
+              <w:right w:val="single" w:sz="4" w:space="0" w:color="000000"/>
+            </w:tcBorders>
+          </w:tcPr>
+          <w:p>
+            <w:pPr>
+              <w:spacing w:after="0" w:line="240" w:lineRule="auto"/>
+              <w:rPr>
+                <w:sz w:val="22"/>
+              </w:rPr>
+            </w:pPr>
+          </w:p>
+        </w:tc>
+      </w:tr>
+      <w:tr>
+        <w:trPr>
+          <w:trHeight w:val="255"/>
+        </w:trPr>
+        <w:tc>
+          <w:tcPr>
+            <w:tcW w:w="785" w:type="dxa"/>
+            <w:tcBorders>
+              <w:top w:val="single" w:sz="4" w:space="0" w:color="000000"/>
+              <w:left w:val="single" w:sz="4" w:space="0" w:color="000000"/>
+              <w:bottom w:val="single" w:sz="4" w:space="0" w:color="000000"/>
+              <w:right w:val="single" w:sz="4" w:space="0" w:color="000000"/>
+            </w:tcBorders>
+          </w:tcPr>
+          <w:p>
+            <w:pPr>
+              <w:spacing w:after="0" w:line="240" w:lineRule="auto"/>
+              <w:rPr>
+                <w:sz w:val="22"/>
+                <w:lang w:val="en-US"/>
+              </w:rPr>
+            </w:pPr>
+            <w:r>
+              <w:rPr>
+                <w:sz w:val="22"/>
+                <w:lang w:val="en-US"/>
+              </w:rPr>
+              <w:t>22.10</w:t>
+            </w:r>
+          </w:p>
+        </w:tc>
+        <w:tc>
+          <w:tcPr>
+            <w:tcW w:w="4741" w:type="dxa"/>
+            <w:tcBorders>
+              <w:top w:val="single" w:sz="4" w:space="0" w:color="000000"/>
+              <w:left w:val="single" w:sz="4" w:space="0" w:color="000000"/>
+              <w:bottom w:val="single" w:sz="4" w:space="0" w:color="000000"/>
+              <w:right w:val="single" w:sz="4" w:space="0" w:color="000000"/>
+            </w:tcBorders>
+          </w:tcPr>
+          <w:p>
+            <w:pPr>
+              <w:spacing w:after="0" w:line="240" w:lineRule="auto"/>
+              <w:rPr>
+                <w:sz w:val="22"/>
+                <w:lang/>
+              </w:rPr>
+            </w:pPr>
+            <w:r>
+              <w:rPr>
+                <w:sz w:val="22"/>
+              </w:rPr>
+              <w:t>Базы данных</w:t>
+            </w:r>
+            <w:r>
+              <w:rPr>
+                <w:sz w:val="22"/>
+              </w:rPr>
+              <w:t xml:space="preserve"> </w:t>
+            </w:r>
+            <w:r>
+              <w:rPr>
+                <w:sz w:val="22"/>
+                <w:lang w:val="en-US"/>
+              </w:rPr>
+              <w:t>SQL</w:t>
+            </w:r>
+            <w:r>
+              <w:rPr>
+                <w:sz w:val="22"/>
+              </w:rPr>
+              <w:t xml:space="preserve"> и </w:t>
+            </w:r>
+            <w:proofErr w:type="gramStart"/>
+            <w:r>
+              <w:rPr>
+                <w:sz w:val="22"/>
+                <w:lang w:val="en-US"/>
+              </w:rPr>
+              <w:t>Java</w:t>
+            </w:r>
+            <w:r>
+              <w:rPr>
+                <w:sz w:val="22"/>
+              </w:rPr>
+              <w:t xml:space="preserve"> </w:t>
+            </w:r>
+            <w:r>
+              <w:rPr>
+                <w:sz w:val="22"/>
+              </w:rPr>
+              <w:t>.</w:t>
+            </w:r>
+            <w:proofErr w:type="gramEnd"/>
+            <w:r>
+              <w:rPr>
+                <w:sz w:val="22"/>
+                <w:lang/>
+              </w:rPr>
+              <w:t xml:space="preserve"> Создание пользователя </w:t>
+            </w:r>
+            <w:r>
+              <w:rPr>
+                <w:sz w:val="22"/>
+                <w:lang w:val="en-US"/>
+              </w:rPr>
+              <w:t>Admin</w:t>
+            </w:r>
+            <w:r>
+              <w:rPr>
+                <w:sz w:val="22"/>
+              </w:rPr>
+              <w:t xml:space="preserve"> </w:t>
+            </w:r>
+            <w:r>
+              <w:rPr>
+                <w:sz w:val="22"/>
+                <w:lang/>
+              </w:rPr>
+              <w:t>с максимальным функционалом</w:t>
+            </w:r>
+          </w:p>
+        </w:tc>
+        <w:tc>
+          <w:tcPr>
+            <w:tcW w:w="626" w:type="dxa"/>
+            <w:tcBorders>
+              <w:top w:val="single" w:sz="4" w:space="0" w:color="000000"/>
+              <w:left w:val="single" w:sz="4" w:space="0" w:color="000000"/>
+              <w:bottom w:val="single" w:sz="4" w:space="0" w:color="000000"/>
+              <w:right w:val="single" w:sz="4" w:space="0" w:color="000000"/>
+            </w:tcBorders>
+          </w:tcPr>
+          <w:p>
+            <w:pPr>
+              <w:spacing w:after="0" w:line="240" w:lineRule="auto"/>
+              <w:rPr>
+                <w:sz w:val="22"/>
+                <w:lang w:val="en-US"/>
+              </w:rPr>
+            </w:pPr>
+            <w:r>
+              <w:rPr>
+                <w:sz w:val="22"/>
+                <w:lang w:val="en-US"/>
+              </w:rPr>
+              <w:t>2</w:t>
+            </w:r>
+          </w:p>
+        </w:tc>
+        <w:tc>
+          <w:tcPr>
+            <w:tcW w:w="614" w:type="dxa"/>
+            <w:tcBorders>
+              <w:top w:val="single" w:sz="4" w:space="0" w:color="000000"/>
+              <w:left w:val="single" w:sz="4" w:space="0" w:color="000000"/>
+              <w:bottom w:val="single" w:sz="4" w:space="0" w:color="000000"/>
+              <w:right w:val="single" w:sz="4" w:space="0" w:color="000000"/>
+            </w:tcBorders>
+          </w:tcPr>
+          <w:p>
+            <w:pPr>
+              <w:spacing w:after="0" w:line="240" w:lineRule="auto"/>
+              <w:rPr>
+                <w:sz w:val="22"/>
+              </w:rPr>
+            </w:pPr>
+            <w:r>
+              <w:rPr>
+                <w:sz w:val="22"/>
+              </w:rPr>
+              <w:t>5</w:t>
+            </w:r>
+          </w:p>
+        </w:tc>
+        <w:tc>
+          <w:tcPr>
+            <w:tcW w:w="965" w:type="dxa"/>
+            <w:tcBorders>
+              <w:top w:val="single" w:sz="4" w:space="0" w:color="000000"/>
+              <w:left w:val="single" w:sz="4" w:space="0" w:color="000000"/>
+              <w:bottom w:val="single" w:sz="4" w:space="0" w:color="000000"/>
+              <w:right w:val="single" w:sz="4" w:space="0" w:color="000000"/>
+            </w:tcBorders>
+          </w:tcPr>
+          <w:p>
+            <w:pPr>
+              <w:spacing w:after="0" w:line="240" w:lineRule="auto"/>
+              <w:rPr>
+                <w:sz w:val="22"/>
+              </w:rPr>
+            </w:pPr>
+          </w:p>
+        </w:tc>
+      </w:tr>
+      <w:tr>
+        <w:trPr>
+          <w:trHeight w:val="255"/>
+        </w:trPr>
+        <w:tc>
+          <w:tcPr>
+            <w:tcW w:w="785" w:type="dxa"/>
+            <w:tcBorders>
+              <w:top w:val="single" w:sz="4" w:space="0" w:color="000000"/>
+              <w:left w:val="single" w:sz="4" w:space="0" w:color="000000"/>
+              <w:bottom w:val="single" w:sz="4" w:space="0" w:color="000000"/>
+              <w:right w:val="single" w:sz="4" w:space="0" w:color="000000"/>
+            </w:tcBorders>
+          </w:tcPr>
+          <w:p>
+            <w:pPr>
+              <w:spacing w:after="0" w:line="240" w:lineRule="auto"/>
+              <w:rPr>
+                <w:sz w:val="22"/>
+                <w:lang w:val="en-US"/>
+              </w:rPr>
+            </w:pPr>
+            <w:r>
+              <w:rPr>
+                <w:sz w:val="22"/>
+                <w:lang w:val="en-US"/>
+              </w:rPr>
+              <w:t>26.10</w:t>
+            </w:r>
+          </w:p>
+        </w:tc>
+        <w:tc>
+          <w:tcPr>
+            <w:tcW w:w="4741" w:type="dxa"/>
+            <w:tcBorders>
+              <w:top w:val="single" w:sz="4" w:space="0" w:color="000000"/>
+              <w:left w:val="single" w:sz="4" w:space="0" w:color="000000"/>
+              <w:bottom w:val="single" w:sz="4" w:space="0" w:color="000000"/>
+              <w:right w:val="single" w:sz="4" w:space="0" w:color="000000"/>
+            </w:tcBorders>
+          </w:tcPr>
+          <w:p>
+            <w:pPr>
+              <w:spacing w:after="0" w:line="240" w:lineRule="auto"/>
+              <w:rPr>
+                <w:sz w:val="22"/>
+              </w:rPr>
+            </w:pPr>
+            <w:r>
+              <w:rPr>
+                <w:sz w:val="22"/>
+              </w:rPr>
+              <w:t>Базы данных</w:t>
+            </w:r>
+            <w:r>
+              <w:rPr>
+                <w:sz w:val="22"/>
+              </w:rPr>
+              <w:t xml:space="preserve"> </w:t>
+            </w:r>
+            <w:r>
+              <w:rPr>
+                <w:sz w:val="22"/>
+                <w:lang w:val="en-US"/>
+              </w:rPr>
+              <w:t>SQL</w:t>
+            </w:r>
+            <w:r>
+              <w:rPr>
+                <w:sz w:val="22"/>
+              </w:rPr>
+              <w:t xml:space="preserve"> и </w:t>
+            </w:r>
+            <w:proofErr w:type="gramStart"/>
+            <w:r>
+              <w:rPr>
+                <w:sz w:val="22"/>
+                <w:lang w:val="en-US"/>
+              </w:rPr>
+              <w:t>Java</w:t>
+            </w:r>
+            <w:r>
+              <w:rPr>
+                <w:sz w:val="22"/>
+              </w:rPr>
+              <w:t xml:space="preserve"> </w:t>
+            </w:r>
+            <w:r>
+              <w:rPr>
+                <w:sz w:val="22"/>
+              </w:rPr>
+              <w:t>.</w:t>
+            </w:r>
+            <w:proofErr w:type="gramEnd"/>
+            <w:r>
+              <w:rPr>
+                <w:sz w:val="22"/>
+                <w:lang/>
+              </w:rPr>
+              <w:t xml:space="preserve"> Создание пользователя </w:t>
+            </w:r>
+            <w:r>
+              <w:rPr>
+                <w:sz w:val="22"/>
+                <w:lang w:val="en-US"/>
+              </w:rPr>
+              <w:t>Admin</w:t>
+            </w:r>
+            <w:r>
+              <w:rPr>
+                <w:sz w:val="22"/>
+              </w:rPr>
+              <w:t xml:space="preserve"> </w:t>
+            </w:r>
+            <w:r>
+              <w:rPr>
+                <w:sz w:val="22"/>
+                <w:lang/>
+              </w:rPr>
+              <w:t>с максимальным функционалом</w:t>
+            </w:r>
+          </w:p>
+        </w:tc>
+        <w:tc>
+          <w:tcPr>
+            <w:tcW w:w="626" w:type="dxa"/>
+            <w:tcBorders>
+              <w:top w:val="single" w:sz="4" w:space="0" w:color="000000"/>
+              <w:left w:val="single" w:sz="4" w:space="0" w:color="000000"/>
+              <w:bottom w:val="single" w:sz="4" w:space="0" w:color="000000"/>
+              <w:right w:val="single" w:sz="4" w:space="0" w:color="000000"/>
+            </w:tcBorders>
+          </w:tcPr>
+          <w:p>
+            <w:pPr>
+              <w:spacing w:after="0" w:line="240" w:lineRule="auto"/>
+              <w:rPr>
+                <w:sz w:val="22"/>
+                <w:lang w:val="en-US"/>
+              </w:rPr>
+            </w:pPr>
+            <w:r>
+              <w:rPr>
+                <w:sz w:val="22"/>
+                <w:lang w:val="en-US"/>
+              </w:rPr>
+              <w:t>2</w:t>
+            </w:r>
+          </w:p>
+        </w:tc>
+        <w:tc>
+          <w:tcPr>
+            <w:tcW w:w="614" w:type="dxa"/>
+            <w:tcBorders>
+              <w:top w:val="single" w:sz="4" w:space="0" w:color="000000"/>
+              <w:left w:val="single" w:sz="4" w:space="0" w:color="000000"/>
+              <w:bottom w:val="single" w:sz="4" w:space="0" w:color="000000"/>
+              <w:right w:val="single" w:sz="4" w:space="0" w:color="000000"/>
+            </w:tcBorders>
+          </w:tcPr>
+          <w:p>
+            <w:pPr>
+              <w:spacing w:after="0" w:line="240" w:lineRule="auto"/>
+              <w:rPr>
+                <w:sz w:val="22"/>
+              </w:rPr>
+            </w:pPr>
+            <w:r>
+              <w:rPr>
+                <w:sz w:val="22"/>
+              </w:rPr>
+              <w:t>5</w:t>
+            </w:r>
+          </w:p>
+        </w:tc>
+        <w:tc>
+          <w:tcPr>
+            <w:tcW w:w="965" w:type="dxa"/>
+            <w:tcBorders>
+              <w:top w:val="single" w:sz="4" w:space="0" w:color="000000"/>
+              <w:left w:val="single" w:sz="4" w:space="0" w:color="000000"/>
+              <w:bottom w:val="single" w:sz="4" w:space="0" w:color="000000"/>
+              <w:right w:val="single" w:sz="4" w:space="0" w:color="000000"/>
+            </w:tcBorders>
+          </w:tcPr>
+          <w:p>
+            <w:pPr>
+              <w:spacing w:after="0" w:line="240" w:lineRule="auto"/>
+              <w:rPr>
+                <w:sz w:val="22"/>
+              </w:rPr>
+            </w:pPr>
+          </w:p>
+        </w:tc>
+      </w:tr>
+      <w:tr>
+        <w:trPr>
+          <w:trHeight w:val="255"/>
+        </w:trPr>
+        <w:tc>
+          <w:tcPr>
+            <w:tcW w:w="785" w:type="dxa"/>
+            <w:tcBorders>
+              <w:top w:val="single" w:sz="4" w:space="0" w:color="000000"/>
+              <w:left w:val="single" w:sz="4" w:space="0" w:color="000000"/>
+              <w:bottom w:val="single" w:sz="4" w:space="0" w:color="000000"/>
+              <w:right w:val="single" w:sz="4" w:space="0" w:color="000000"/>
+            </w:tcBorders>
+          </w:tcPr>
+          <w:p>
+            <w:pPr>
+              <w:spacing w:after="0" w:line="240" w:lineRule="auto"/>
+              <w:rPr>
+                <w:sz w:val="22"/>
+                <w:lang w:val="en-US"/>
+              </w:rPr>
+            </w:pPr>
+            <w:r>
+              <w:rPr>
+                <w:sz w:val="22"/>
+                <w:lang w:val="en-US"/>
+              </w:rPr>
+              <w:t>28.10</w:t>
+            </w:r>
+          </w:p>
+        </w:tc>
+        <w:tc>
+          <w:tcPr>
+            <w:tcW w:w="4741" w:type="dxa"/>
+            <w:tcBorders>
+              <w:top w:val="single" w:sz="4" w:space="0" w:color="000000"/>
+              <w:left w:val="single" w:sz="4" w:space="0" w:color="000000"/>
+              <w:bottom w:val="single" w:sz="4" w:space="0" w:color="000000"/>
+              <w:right w:val="single" w:sz="4" w:space="0" w:color="000000"/>
+            </w:tcBorders>
+          </w:tcPr>
+          <w:p>
+            <w:pPr>
+              <w:tabs>
+                <w:tab w:val="right" w:pos="4511"/>
+              </w:tabs>
+              <w:spacing w:after="0" w:line="240" w:lineRule="auto"/>
+              <w:rPr>
+                <w:sz w:val="22"/>
+              </w:rPr>
+            </w:pPr>
+            <w:r>
+              <w:rPr>
+                <w:sz w:val="22"/>
+                <w:lang/>
+              </w:rPr>
+              <w:t>Изучение языка Java “Геттеры и сеттеры”</w:t>
+            </w:r>
+            <w:r>
+              <w:rPr>
+                <w:sz w:val="22"/>
+                <w:lang/>
+              </w:rPr>
+              <w:tab/>
+            </w:r>
+          </w:p>
+        </w:tc>
+        <w:tc>
+          <w:tcPr>
+            <w:tcW w:w="626" w:type="dxa"/>
+            <w:tcBorders>
+              <w:top w:val="single" w:sz="4" w:space="0" w:color="000000"/>
+              <w:left w:val="single" w:sz="4" w:space="0" w:color="000000"/>
+              <w:bottom w:val="single" w:sz="4" w:space="0" w:color="000000"/>
+              <w:right w:val="single" w:sz="4" w:space="0" w:color="000000"/>
+            </w:tcBorders>
+          </w:tcPr>
+          <w:p>
+            <w:pPr>
+              <w:spacing w:after="0" w:line="240" w:lineRule="auto"/>
+              <w:rPr>
+                <w:sz w:val="22"/>
+                <w:lang w:val="en-US"/>
+              </w:rPr>
+            </w:pPr>
+            <w:r>
+              <w:rPr>
+                <w:sz w:val="22"/>
+                <w:lang w:val="en-US"/>
+              </w:rPr>
+              <w:t>2</w:t>
+            </w:r>
+          </w:p>
+        </w:tc>
+        <w:tc>
+          <w:tcPr>
+            <w:tcW w:w="614" w:type="dxa"/>
+            <w:tcBorders>
+              <w:top w:val="single" w:sz="4" w:space="0" w:color="000000"/>
+              <w:left w:val="single" w:sz="4" w:space="0" w:color="000000"/>
+              <w:bottom w:val="single" w:sz="4" w:space="0" w:color="000000"/>
+              <w:right w:val="single" w:sz="4" w:space="0" w:color="000000"/>
+            </w:tcBorders>
+          </w:tcPr>
+          <w:p>
+            <w:pPr>
+              <w:spacing w:after="0" w:line="240" w:lineRule="auto"/>
+              <w:rPr>
+                <w:sz w:val="22"/>
+              </w:rPr>
+            </w:pPr>
+            <w:r>
+              <w:rPr>
+                <w:sz w:val="22"/>
+              </w:rPr>
+              <w:t>5</w:t>
+            </w:r>
+          </w:p>
+        </w:tc>
+        <w:tc>
+          <w:tcPr>
+            <w:tcW w:w="965" w:type="dxa"/>
+            <w:tcBorders>
+              <w:top w:val="single" w:sz="4" w:space="0" w:color="000000"/>
+              <w:left w:val="single" w:sz="4" w:space="0" w:color="000000"/>
+              <w:bottom w:val="single" w:sz="4" w:space="0" w:color="000000"/>
+              <w:right w:val="single" w:sz="4" w:space="0" w:color="000000"/>
+            </w:tcBorders>
+          </w:tcPr>
+          <w:p>
+            <w:pPr>
+              <w:spacing w:after="0" w:line="240" w:lineRule="auto"/>
+              <w:rPr>
+                <w:sz w:val="22"/>
+              </w:rPr>
+            </w:pPr>
+          </w:p>
+        </w:tc>
+      </w:tr>
+      <w:tr>
+        <w:trPr>
+          <w:trHeight w:val="255"/>
+        </w:trPr>
+        <w:tc>
+          <w:tcPr>
+            <w:tcW w:w="785" w:type="dxa"/>
+            <w:tcBorders>
+              <w:top w:val="single" w:sz="4" w:space="0" w:color="000000"/>
+              <w:left w:val="single" w:sz="4" w:space="0" w:color="000000"/>
+              <w:bottom w:val="single" w:sz="4" w:space="0" w:color="000000"/>
+              <w:right w:val="single" w:sz="4" w:space="0" w:color="000000"/>
+            </w:tcBorders>
+          </w:tcPr>
+          <w:p>
+            <w:pPr>
+              <w:spacing w:after="0" w:line="240" w:lineRule="auto"/>
+              <w:rPr>
+                <w:sz w:val="22"/>
+                <w:lang w:val="en-US"/>
+              </w:rPr>
+            </w:pPr>
+            <w:r>
+              <w:rPr>
+                <w:sz w:val="22"/>
+                <w:lang w:val="en-US"/>
+              </w:rPr>
+              <w:t>29.10</w:t>
+            </w:r>
+          </w:p>
+        </w:tc>
+        <w:tc>
+          <w:tcPr>
+            <w:tcW w:w="4741" w:type="dxa"/>
+            <w:tcBorders>
+              <w:top w:val="single" w:sz="4" w:space="0" w:color="000000"/>
+              <w:left w:val="single" w:sz="4" w:space="0" w:color="000000"/>
+              <w:bottom w:val="single" w:sz="4" w:space="0" w:color="000000"/>
+              <w:right w:val="single" w:sz="4" w:space="0" w:color="000000"/>
+            </w:tcBorders>
+          </w:tcPr>
+          <w:p>
+            <w:pPr>
+              <w:tabs>
+                <w:tab w:val="right" w:pos="4511"/>
+              </w:tabs>
+              <w:spacing w:after="0" w:line="240" w:lineRule="auto"/>
+              <w:rPr>
+                <w:sz w:val="22"/>
+              </w:rPr>
+            </w:pPr>
+            <w:r>
+              <w:rPr>
+                <w:sz w:val="22"/>
+              </w:rPr>
+              <w:t xml:space="preserve">Изучение </w:t>
+            </w:r>
+            <w:r>
+              <w:rPr>
+                <w:sz w:val="22"/>
+                <w:lang w:val="en-US"/>
+              </w:rPr>
+              <w:t>Java</w:t>
+            </w:r>
+            <w:r>
+              <w:rPr>
+                <w:sz w:val="22"/>
+              </w:rPr>
+              <w:t>. Классы и конструкторы</w:t>
+            </w:r>
+          </w:p>
+        </w:tc>
+        <w:tc>
+          <w:tcPr>
+            <w:tcW w:w="626" w:type="dxa"/>
+            <w:tcBorders>
+              <w:top w:val="single" w:sz="4" w:space="0" w:color="000000"/>
+              <w:left w:val="single" w:sz="4" w:space="0" w:color="000000"/>
+              <w:bottom w:val="single" w:sz="4" w:space="0" w:color="000000"/>
+              <w:right w:val="single" w:sz="4" w:space="0" w:color="000000"/>
+            </w:tcBorders>
+          </w:tcPr>
+          <w:p>
+            <w:pPr>
+              <w:spacing w:after="0" w:line="240" w:lineRule="auto"/>
+              <w:rPr>
+                <w:sz w:val="22"/>
+              </w:rPr>
+            </w:pPr>
+            <w:r>
+              <w:rPr>
+                <w:sz w:val="22"/>
+              </w:rPr>
+              <w:t>2</w:t>
+            </w:r>
+          </w:p>
+        </w:tc>
+        <w:tc>
+          <w:tcPr>
+            <w:tcW w:w="614" w:type="dxa"/>
+            <w:tcBorders>
+              <w:top w:val="single" w:sz="4" w:space="0" w:color="000000"/>
+              <w:left w:val="single" w:sz="4" w:space="0" w:color="000000"/>
+              <w:bottom w:val="single" w:sz="4" w:space="0" w:color="000000"/>
+              <w:right w:val="single" w:sz="4" w:space="0" w:color="000000"/>
+            </w:tcBorders>
+          </w:tcPr>
+          <w:p>
+            <w:pPr>
+              <w:spacing w:after="0" w:line="240" w:lineRule="auto"/>
+              <w:rPr>
+                <w:sz w:val="22"/>
+              </w:rPr>
+            </w:pPr>
+            <w:r>
+              <w:rPr>
+                <w:sz w:val="22"/>
+              </w:rPr>
+              <w:t>5</w:t>
+            </w:r>
           </w:p>
         </w:tc>
         <w:tc>
@@ -5119,7 +6331,7 @@
 </file>
 
 <file path=word/numbering.xml><?xml version="1.0" encoding="utf-8"?>
-<w:numbering xmlns:wpc="http://schemas.microsoft.com/office/word/2010/wordprocessingCanvas" xmlns:cx="http://schemas.microsoft.com/office/drawing/2014/chartex" xmlns:mc="http://schemas.openxmlformats.org/markup-compatibility/2006" xmlns:o="urn:schemas-microsoft-com:office:office" xmlns:r="http://schemas.openxmlformats.org/officeDocument/2006/relationships" xmlns:m="http://schemas.openxmlformats.org/officeDocument/2006/math" xmlns:v="urn:schemas-microsoft-com:vml" xmlns:wp14="http://schemas.microsoft.com/office/word/2010/wordprocessingDrawing" xmlns:wp="http://schemas.openxmlformats.org/drawingml/2006/wordprocessingDrawing" xmlns:w10="urn:schemas-microsoft-com:office:word" xmlns:w="http://schemas.openxmlformats.org/wordprocessingml/2006/main" xmlns:w14="http://schemas.microsoft.com/office/word/2010/wordml" xmlns:w15="http://schemas.microsoft.com/office/word/2012/wordml" xmlns:w16se="http://schemas.microsoft.com/office/word/2015/wordml/symex" xmlns:wpg="http://schemas.microsoft.com/office/word/2010/wordprocessingGroup" xmlns:wpi="http://schemas.microsoft.com/office/word/2010/wordprocessingInk" xmlns:wne="http://schemas.microsoft.com/office/word/2006/wordml" xmlns:wps="http://schemas.microsoft.com/office/word/2010/wordprocessingShape" mc:Ignorable="w14 w15 w16se wp14">
+<w:numbering xmlns:wpc="http://schemas.microsoft.com/office/word/2010/wordprocessingCanvas" xmlns:cx="http://schemas.microsoft.com/office/drawing/2014/chartex" xmlns:cx1="http://schemas.microsoft.com/office/drawing/2015/9/8/chartex" xmlns:cx2="http://schemas.microsoft.com/office/drawing/2015/10/21/chartex" xmlns:cx3="http://schemas.microsoft.com/office/drawing/2016/5/9/chartex" xmlns:cx4="http://schemas.microsoft.com/office/drawing/2016/5/10/chartex" xmlns:cx5="http://schemas.microsoft.com/office/drawing/2016/5/11/chartex" xmlns:cx6="http://schemas.microsoft.com/office/drawing/2016/5/12/chartex" xmlns:cx7="http://schemas.microsoft.com/office/drawing/2016/5/13/chartex" xmlns:cx8="http://schemas.microsoft.com/office/drawing/2016/5/14/chartex" xmlns:mc="http://schemas.openxmlformats.org/markup-compatibility/2006" xmlns:aink="http://schemas.microsoft.com/office/drawing/2016/ink" xmlns:am3d="http://schemas.microsoft.com/office/drawing/2017/model3d" xmlns:o="urn:schemas-microsoft-com:office:office" xmlns:oel="http://schemas.microsoft.com/office/2019/extlst" xmlns:r="http://schemas.openxmlformats.org/officeDocument/2006/relationships" xmlns:m="http://schemas.openxmlformats.org/officeDocument/2006/math" xmlns:v="urn:schemas-microsoft-com:vml" xmlns:wp14="http://schemas.microsoft.com/office/word/2010/wordprocessingDrawing" xmlns:wp="http://schemas.openxmlformats.org/drawingml/2006/wordprocessingDrawing" xmlns:w10="urn:schemas-microsoft-com:office:word" xmlns:w="http://schemas.openxmlformats.org/wordprocessingml/2006/main" xmlns:w14="http://schemas.microsoft.com/office/word/2010/wordml" xmlns:w15="http://schemas.microsoft.com/office/word/2012/wordml" xmlns:w16cex="http://schemas.microsoft.com/office/word/2018/wordml/cex" xmlns:w16cid="http://schemas.microsoft.com/office/word/2016/wordml/cid" xmlns:w16="http://schemas.microsoft.com/office/word/2018/wordml" xmlns:w16du="http://schemas.microsoft.com/office/word/2023/wordml/word16du" xmlns:w16sdtdh="http://schemas.microsoft.com/office/word/2020/wordml/sdtdatahash" xmlns:w16se="http://schemas.microsoft.com/office/word/2015/wordml/symex" xmlns:wpg="http://schemas.microsoft.com/office/word/2010/wordprocessingGroup" xmlns:wpi="http://schemas.microsoft.com/office/word/2010/wordprocessingInk" xmlns:wne="http://schemas.microsoft.com/office/word/2006/wordml" xmlns:wps="http://schemas.microsoft.com/office/word/2010/wordprocessingShape" mc:Ignorable="w14 w15 w16se w16cid w16 w16cex w16sdtdh w16du wp14">
   <w:abstractNum w:abstractNumId="0" w15:restartNumberingAfterBreak="0">
     <w:nsid w:val="51AD24F2"/>
     <w:multiLevelType w:val="multilevel"/>
@@ -5233,14 +6445,14 @@
       </w:rPr>
     </w:lvl>
   </w:abstractNum>
-  <w:num w:numId="1">
+  <w:num w:numId="1" w16cid:durableId="535776887">
     <w:abstractNumId w:val="0"/>
   </w:num>
 </w:numbering>
 </file>
 
 <file path=word/styles.xml><?xml version="1.0" encoding="utf-8"?>
-<w:styles xmlns:mc="http://schemas.openxmlformats.org/markup-compatibility/2006" xmlns:r="http://schemas.openxmlformats.org/officeDocument/2006/relationships" xmlns:w="http://schemas.openxmlformats.org/wordprocessingml/2006/main" xmlns:w14="http://schemas.microsoft.com/office/word/2010/wordml" xmlns:w15="http://schemas.microsoft.com/office/word/2012/wordml" xmlns:w16se="http://schemas.microsoft.com/office/word/2015/wordml/symex" mc:Ignorable="w14 w15 w16se">
+<w:styles xmlns:mc="http://schemas.openxmlformats.org/markup-compatibility/2006" xmlns:r="http://schemas.openxmlformats.org/officeDocument/2006/relationships" xmlns:w="http://schemas.openxmlformats.org/wordprocessingml/2006/main" xmlns:w14="http://schemas.microsoft.com/office/word/2010/wordml" xmlns:w15="http://schemas.microsoft.com/office/word/2012/wordml" xmlns:w16cex="http://schemas.microsoft.com/office/word/2018/wordml/cex" xmlns:w16cid="http://schemas.microsoft.com/office/word/2016/wordml/cid" xmlns:w16="http://schemas.microsoft.com/office/word/2018/wordml" xmlns:w16du="http://schemas.microsoft.com/office/word/2023/wordml/word16du" xmlns:w16sdtdh="http://schemas.microsoft.com/office/word/2020/wordml/sdtdatahash" xmlns:w16se="http://schemas.microsoft.com/office/word/2015/wordml/symex" mc:Ignorable="w14 w15 w16se w16cid w16 w16cex w16sdtdh w16du">
   <w:docDefaults>
     <w:rPrDefault>
       <w:rPr>
@@ -5256,7 +6468,7 @@
       </w:pPr>
     </w:pPrDefault>
   </w:docDefaults>
-  <w:latentStyles w:defLockedState="0" w:defUIPriority="99" w:defSemiHidden="0" w:defUnhideWhenUsed="0" w:defQFormat="0" w:count="371">
+  <w:latentStyles w:defLockedState="0" w:defUIPriority="99" w:defSemiHidden="0" w:defUnhideWhenUsed="0" w:defQFormat="0" w:count="376">
     <w:lsdException w:name="Normal" w:uiPriority="0" w:qFormat="1"/>
     <w:lsdException w:name="heading 1" w:uiPriority="9" w:qFormat="1"/>
     <w:lsdException w:name="heading 2" w:uiPriority="9" w:qFormat="1"/>
@@ -5627,6 +6839,11 @@
     <w:lsdException w:name="List Table 5 Dark Accent 6" w:uiPriority="50"/>
     <w:lsdException w:name="List Table 6 Colorful Accent 6" w:uiPriority="51"/>
     <w:lsdException w:name="List Table 7 Colorful Accent 6" w:uiPriority="52"/>
+    <w:lsdException w:name="Mention" w:semiHidden="1" w:unhideWhenUsed="1"/>
+    <w:lsdException w:name="Smart Hyperlink" w:semiHidden="1" w:unhideWhenUsed="1"/>
+    <w:lsdException w:name="Hashtag" w:semiHidden="1" w:unhideWhenUsed="1"/>
+    <w:lsdException w:name="Unresolved Mention" w:semiHidden="1" w:unhideWhenUsed="1"/>
+    <w:lsdException w:name="Smart Link" w:semiHidden="1" w:unhideWhenUsed="1"/>
   </w:latentStyles>
   <w:style w:type="paragraph" w:default="1" w:styleId="a">
     <w:name w:val="Normal"/>
@@ -6315,7 +7532,7 @@
 </file>
 
 <file path=customXml/itemProps1.xml><?xml version="1.0" encoding="utf-8"?>
-<ds:datastoreItem xmlns:ds="http://schemas.openxmlformats.org/officeDocument/2006/customXml" ds:itemID="{7CCA9344-FA72-4344-9020-3DE758DFA265}">
+<ds:datastoreItem xmlns:ds="http://schemas.openxmlformats.org/officeDocument/2006/customXml" ds:itemID="{27DA725F-6FF0-4993-9FA7-4F1D64DCBC32}">
   <ds:schemaRefs>
     <ds:schemaRef ds:uri="http://schemas.openxmlformats.org/officeDocument/2006/bibliography"/>
   </ds:schemaRefs>
